--- a/Assignment_3/Assignment03.docx
+++ b/Assignment_3/Assignment03.docx
@@ -34,7 +34,7 @@
           <w:szCs w:val="24"/>
           <w:lang w:val="en-US"/>
         </w:rPr>
-        <w:t>Yash Maske</w:t>
+        <w:t>Shivani KInagi</w:t>
       </w:r>
     </w:p>
     <w:p>
@@ -58,7 +58,7 @@
           <w:szCs w:val="24"/>
           <w:lang w:val="en-US"/>
         </w:rPr>
-        <w:t>PRN no: 22310</w:t>
+        <w:t>PRN no: 2231</w:t>
       </w:r>
       <w:r>
         <w:rPr>
@@ -69,7 +69,7 @@
           <w:szCs w:val="24"/>
           <w:lang w:val="en-US"/>
         </w:rPr>
-        <w:t>125</w:t>
+        <w:t>1443</w:t>
       </w:r>
       <w:r>
         <w:rPr>
@@ -80,7 +80,7 @@
           <w:szCs w:val="24"/>
           <w:lang w:val="en-US"/>
         </w:rPr>
-        <w:t xml:space="preserve">   Roll no: 3820</w:t>
+        <w:t xml:space="preserve">   Roll no: 382</w:t>
       </w:r>
       <w:r>
         <w:rPr>
@@ -91,7 +91,7 @@
           <w:szCs w:val="24"/>
           <w:lang w:val="en-US"/>
         </w:rPr>
-        <w:t>07</w:t>
+        <w:t>046</w:t>
       </w:r>
     </w:p>
     <w:p>
